--- a/teacher/02-data/01-digital-data/worksheet-02-01-digital-data-lesson2.docx
+++ b/teacher/02-data/01-digital-data/worksheet-02-01-digital-data-lesson2.docx
@@ -4,7 +4,7 @@
   <w:body>
     <w:p>
       <w:pPr>
-        <w:spacing w:after="120"/>
+        <w:spacing w:after="100"/>
       </w:pPr>
       <w:r>
         <w:rPr>
@@ -19,7 +19,7 @@
     </w:p>
     <w:p>
       <w:pPr>
-        <w:spacing w:after="160"/>
+        <w:spacing w:after="140"/>
         <w:jc w:val="right"/>
       </w:pPr>
       <w:r>
@@ -33,7 +33,7 @@
     </w:p>
     <w:p>
       <w:pPr>
-        <w:spacing w:after="80"/>
+        <w:spacing w:after="90"/>
       </w:pPr>
       <w:r>
         <w:rPr>
@@ -45,90 +45,237 @@
         <w:t xml:space="preserve">모둠 문장을 모아 우리 반의 문장을 만들고, 오늘 배운 이름을 붙여 보는 기록지입니다. 1차시 기록지의 「우리 모둠의 한 문장」을 먼저 채운 뒤 사용하세요.</w:t>
       </w:r>
     </w:p>
+    <w:tbl>
+      <w:tblPr>
+        <w:tblW w:type="dxa" w:w="9300"/>
+        <w:tblBorders>
+          <w:top w:val="single" w:color="D8DEE8" w:sz="4"/>
+          <w:left w:val="single" w:color="D8DEE8" w:sz="4"/>
+          <w:bottom w:val="single" w:color="D8DEE8" w:sz="4"/>
+          <w:right w:val="single" w:color="D8DEE8" w:sz="4"/>
+          <w:insideH w:val="single" w:color="D8DEE8" w:sz="4"/>
+          <w:insideV w:val="single" w:color="D8DEE8" w:sz="4"/>
+        </w:tblBorders>
+        <w:tblLayout w:type="fixed"/>
+      </w:tblPr>
+      <w:tblGrid>
+        <w:gridCol w:w="2325"/>
+        <w:gridCol w:w="2325"/>
+        <w:gridCol w:w="2325"/>
+        <w:gridCol w:w="2325"/>
+      </w:tblGrid>
+      <w:tr>
+        <w:tc>
+          <w:tcPr>
+            <w:tcW w:type="dxa" w:w="2325"/>
+            <w:shd w:fill="F1F5F9" w:val="clear"/>
+            <w:tcMar>
+              <w:top w:type="dxa" w:w="90"/>
+              <w:left w:type="dxa" w:w="130"/>
+              <w:bottom w:type="dxa" w:w="90"/>
+              <w:right w:type="dxa" w:w="130"/>
+            </w:tcMar>
+          </w:tcPr>
+          <w:p>
+            <w:pPr>
+              <w:spacing w:after="0"/>
+              <w:jc w:val="center"/>
+            </w:pPr>
+            <w:r>
+              <w:rPr>
+                <w:rFonts w:ascii="Malgun Gothic" w:cs="Malgun Gothic" w:eastAsia="Malgun Gothic" w:hAnsi="Malgun Gothic"/>
+                <w:b/>
+                <w:bCs/>
+                <w:sz w:val="20"/>
+                <w:szCs w:val="20"/>
+              </w:rPr>
+              <w:t xml:space="preserve">① 우리 반의 문장</w:t>
+            </w:r>
+          </w:p>
+        </w:tc>
+        <w:tc>
+          <w:tcPr>
+            <w:tcW w:type="dxa" w:w="2325"/>
+            <w:shd w:fill="F1F5F9" w:val="clear"/>
+            <w:tcMar>
+              <w:top w:type="dxa" w:w="90"/>
+              <w:left w:type="dxa" w:w="130"/>
+              <w:bottom w:type="dxa" w:w="90"/>
+              <w:right w:type="dxa" w:w="130"/>
+            </w:tcMar>
+          </w:tcPr>
+          <w:p>
+            <w:pPr>
+              <w:spacing w:after="0"/>
+              <w:jc w:val="center"/>
+            </w:pPr>
+            <w:r>
+              <w:rPr>
+                <w:rFonts w:ascii="Malgun Gothic" w:cs="Malgun Gothic" w:eastAsia="Malgun Gothic" w:hAnsi="Malgun Gothic"/>
+                <w:b/>
+                <w:bCs/>
+                <w:sz w:val="20"/>
+                <w:szCs w:val="20"/>
+              </w:rPr>
+              <w:t xml:space="preserve">② 이름 붙이기</w:t>
+            </w:r>
+          </w:p>
+        </w:tc>
+        <w:tc>
+          <w:tcPr>
+            <w:tcW w:type="dxa" w:w="2325"/>
+            <w:shd w:fill="F1F5F9" w:val="clear"/>
+            <w:tcMar>
+              <w:top w:type="dxa" w:w="90"/>
+              <w:left w:type="dxa" w:w="130"/>
+              <w:bottom w:type="dxa" w:w="90"/>
+              <w:right w:type="dxa" w:w="130"/>
+            </w:tcMar>
+          </w:tcPr>
+          <w:p>
+            <w:pPr>
+              <w:spacing w:after="0"/>
+              <w:jc w:val="center"/>
+            </w:pPr>
+            <w:r>
+              <w:rPr>
+                <w:rFonts w:ascii="Malgun Gothic" w:cs="Malgun Gothic" w:eastAsia="Malgun Gothic" w:hAnsi="Malgun Gothic"/>
+                <w:b/>
+                <w:bCs/>
+                <w:sz w:val="20"/>
+                <w:szCs w:val="20"/>
+              </w:rPr>
+              <w:t xml:space="preserve">③ 토론 메모</w:t>
+            </w:r>
+          </w:p>
+        </w:tc>
+        <w:tc>
+          <w:tcPr>
+            <w:tcW w:type="dxa" w:w="2325"/>
+            <w:shd w:fill="F1F5F9" w:val="clear"/>
+            <w:tcMar>
+              <w:top w:type="dxa" w:w="90"/>
+              <w:left w:type="dxa" w:w="130"/>
+              <w:bottom w:type="dxa" w:w="90"/>
+              <w:right w:type="dxa" w:w="130"/>
+            </w:tcMar>
+          </w:tcPr>
+          <w:p>
+            <w:pPr>
+              <w:spacing w:after="0"/>
+              <w:jc w:val="center"/>
+            </w:pPr>
+            <w:r>
+              <w:rPr>
+                <w:rFonts w:ascii="Malgun Gothic" w:cs="Malgun Gothic" w:eastAsia="Malgun Gothic" w:hAnsi="Malgun Gothic"/>
+                <w:b/>
+                <w:bCs/>
+                <w:sz w:val="20"/>
+                <w:szCs w:val="20"/>
+              </w:rPr>
+              <w:t xml:space="preserve">④ 질문에 답하기</w:t>
+            </w:r>
+          </w:p>
+        </w:tc>
+      </w:tr>
+    </w:tbl>
     <w:p>
       <w:pPr>
-        <w:spacing w:after="100" w:before="280"/>
+        <w:spacing w:after="0"/>
       </w:pPr>
       <w:r>
         <w:rPr>
           <w:rFonts w:ascii="Malgun Gothic" w:cs="Malgun Gothic" w:eastAsia="Malgun Gothic" w:hAnsi="Malgun Gothic"/>
-          <w:b/>
-          <w:bCs/>
-          <w:color w:val="1D4ED8"/>
-          <w:sz w:val="26"/>
-          <w:szCs w:val="26"/>
-        </w:rPr>
-        <w:t xml:space="preserve">활동 1. 우리 반의 한 문장</w:t>
-      </w:r>
-    </w:p>
-    <w:p>
-      <w:pPr>
-        <w:spacing w:after="80"/>
-      </w:pPr>
-      <w:r>
-        <w:rPr>
-          <w:rFonts w:ascii="Malgun Gothic" w:cs="Malgun Gothic" w:eastAsia="Malgun Gothic" w:hAnsi="Malgun Gothic"/>
-          <w:sz w:val="22"/>
-          <w:szCs w:val="22"/>
-        </w:rPr>
-        <w:t xml:space="preserve">모둠 문장들을 모아 다듬은 우리 반의 문장을 그대로 옮겨 적으세요.</w:t>
-      </w:r>
-    </w:p>
-    <w:p>
-      <w:pPr>
-        <w:spacing w:after="240"/>
-      </w:pPr>
-      <w:r>
-        <w:rPr>
-          <w:rFonts w:ascii="Malgun Gothic" w:cs="Malgun Gothic" w:eastAsia="Malgun Gothic" w:hAnsi="Malgun Gothic"/>
-          <w:sz w:val="22"/>
-          <w:szCs w:val="22"/>
+          <w:sz w:val="12"/>
+          <w:szCs w:val="12"/>
         </w:rPr>
         <w:t xml:space="preserve"/>
       </w:r>
     </w:p>
-    <w:p>
-      <w:pPr>
-        <w:spacing w:after="240"/>
-      </w:pPr>
-      <w:r>
-        <w:rPr>
-          <w:rFonts w:ascii="Malgun Gothic" w:cs="Malgun Gothic" w:eastAsia="Malgun Gothic" w:hAnsi="Malgun Gothic"/>
-          <w:sz w:val="22"/>
-          <w:szCs w:val="22"/>
-        </w:rPr>
-        <w:t xml:space="preserve"/>
-      </w:r>
-    </w:p>
-    <w:p>
-      <w:pPr>
-        <w:spacing w:after="100" w:before="280"/>
-      </w:pPr>
-      <w:r>
-        <w:rPr>
-          <w:rFonts w:ascii="Malgun Gothic" w:cs="Malgun Gothic" w:eastAsia="Malgun Gothic" w:hAnsi="Malgun Gothic"/>
-          <w:b/>
-          <w:bCs/>
-          <w:color w:val="1D4ED8"/>
-          <w:sz w:val="26"/>
-          <w:szCs w:val="26"/>
-        </w:rPr>
-        <w:t xml:space="preserve">활동 2. 이름 붙이기</w:t>
-      </w:r>
-    </w:p>
-    <w:p>
-      <w:pPr>
-        <w:spacing w:after="80"/>
-      </w:pPr>
-      <w:r>
-        <w:rPr>
-          <w:rFonts w:ascii="Malgun Gothic" w:cs="Malgun Gothic" w:eastAsia="Malgun Gothic" w:hAnsi="Malgun Gothic"/>
-          <w:sz w:val="22"/>
-          <w:szCs w:val="22"/>
-        </w:rPr>
-        <w:t xml:space="preserve">오늘 배운 용어를 적고, 그 말이 우리가 발견한 것 중 어디에 해당하는지 쓰세요.</w:t>
-      </w:r>
-    </w:p>
+    <w:tbl>
+      <w:tblPr>
+        <w:tblW w:type="dxa" w:w="9300"/>
+        <w:tblBorders>
+          <w:top w:val="single" w:color="C7D6EF" w:sz="4"/>
+          <w:left w:val="single" w:color="C7D6EF" w:sz="4"/>
+          <w:bottom w:val="single" w:color="C7D6EF" w:sz="4"/>
+          <w:right w:val="single" w:color="C7D6EF" w:sz="4"/>
+          <w:insideH w:val="single" w:color="C7D6EF" w:sz="4"/>
+          <w:insideV w:val="single" w:color="C7D6EF" w:sz="4"/>
+        </w:tblBorders>
+        <w:tblLayout w:type="fixed"/>
+      </w:tblPr>
+      <w:tblGrid>
+        <w:gridCol w:w="3600"/>
+        <w:gridCol w:w="5700"/>
+      </w:tblGrid>
+      <w:tr>
+        <w:tc>
+          <w:tcPr>
+            <w:tcW w:type="dxa" w:w="3600"/>
+            <w:shd w:fill="EFF4FB" w:val="clear"/>
+            <w:tcMar>
+              <w:top w:type="dxa" w:w="90"/>
+              <w:left w:type="dxa" w:w="130"/>
+              <w:bottom w:type="dxa" w:w="90"/>
+              <w:right w:type="dxa" w:w="130"/>
+            </w:tcMar>
+          </w:tcPr>
+          <w:p>
+            <w:pPr>
+              <w:spacing w:after="0"/>
+            </w:pPr>
+            <w:r>
+              <w:rPr>
+                <w:rFonts w:ascii="Malgun Gothic" w:cs="Malgun Gothic" w:eastAsia="Malgun Gothic" w:hAnsi="Malgun Gothic"/>
+                <w:b/>
+                <w:bCs/>
+                <w:color w:val="1D4ED8"/>
+                <w:sz w:val="24"/>
+                <w:szCs w:val="24"/>
+              </w:rPr>
+              <w:t xml:space="preserve">활동 1   </w:t>
+            </w:r>
+            <w:r>
+              <w:rPr>
+                <w:rFonts w:ascii="Malgun Gothic" w:cs="Malgun Gothic" w:eastAsia="Malgun Gothic" w:hAnsi="Malgun Gothic"/>
+                <w:b/>
+                <w:bCs/>
+                <w:sz w:val="24"/>
+                <w:szCs w:val="24"/>
+              </w:rPr>
+              <w:t xml:space="preserve">우리 반의 한 문장</w:t>
+            </w:r>
+          </w:p>
+        </w:tc>
+        <w:tc>
+          <w:tcPr>
+            <w:tcW w:type="dxa" w:w="5700"/>
+            <w:shd w:fill="EFF4FB" w:val="clear"/>
+            <w:tcMar>
+              <w:top w:type="dxa" w:w="90"/>
+              <w:left w:type="dxa" w:w="130"/>
+              <w:bottom w:type="dxa" w:w="90"/>
+              <w:right w:type="dxa" w:w="130"/>
+            </w:tcMar>
+          </w:tcPr>
+          <w:p>
+            <w:pPr>
+              <w:spacing w:after="0"/>
+            </w:pPr>
+            <w:r>
+              <w:rPr>
+                <w:rFonts w:ascii="Malgun Gothic" w:cs="Malgun Gothic" w:eastAsia="Malgun Gothic" w:hAnsi="Malgun Gothic"/>
+                <w:color w:val="64748B"/>
+                <w:sz w:val="19"/>
+                <w:szCs w:val="19"/>
+              </w:rPr>
+              <w:t xml:space="preserve">모둠 문장들을 모아 다듬은 문장을 그대로 옮겨 적으세요</w:t>
+            </w:r>
+          </w:p>
+        </w:tc>
+      </w:tr>
+    </w:tbl>
     <w:tbl>
       <w:tblPr>
         <w:tblW w:type="dxa" w:w="9300"/>
@@ -140,57 +287,36 @@
           <w:insideH w:val="single" w:color="auto" w:sz="4"/>
           <w:insideV w:val="single" w:color="auto" w:sz="4"/>
         </w:tblBorders>
+        <w:tblLayout w:type="fixed"/>
       </w:tblPr>
       <w:tblGrid>
-        <w:gridCol w:w="3000"/>
-        <w:gridCol w:w="6300"/>
+        <w:gridCol w:w="9300"/>
       </w:tblGrid>
       <w:tr>
         <w:tc>
           <w:tcPr>
-            <w:tcW w:type="dxa" w:w="3000"/>
+            <w:tcW w:type="dxa" w:w="9300"/>
             <w:shd w:fill="EFF4FB" w:val="clear"/>
             <w:tcMar>
-              <w:top w:type="dxa" w:w="80"/>
-              <w:left w:type="dxa" w:w="120"/>
-              <w:bottom w:type="dxa" w:w="80"/>
-              <w:right w:type="dxa" w:w="120"/>
-            </w:tcMar>
-          </w:tcPr>
-          <w:p>
-            <w:r>
-              <w:rPr>
-                <w:rFonts w:ascii="Malgun Gothic" w:cs="Malgun Gothic" w:eastAsia="Malgun Gothic" w:hAnsi="Malgun Gothic"/>
-                <w:b/>
-                <w:bCs/>
-                <w:sz w:val="21"/>
-                <w:szCs w:val="21"/>
-              </w:rPr>
-              <w:t xml:space="preserve">오늘 배운 용어</w:t>
-            </w:r>
-          </w:p>
-        </w:tc>
-        <w:tc>
-          <w:tcPr>
-            <w:tcW w:type="dxa" w:w="6300"/>
-            <w:shd w:fill="EFF4FB" w:val="clear"/>
-            <w:tcMar>
-              <w:top w:type="dxa" w:w="80"/>
-              <w:left w:type="dxa" w:w="120"/>
-              <w:bottom w:type="dxa" w:w="80"/>
-              <w:right w:type="dxa" w:w="120"/>
-            </w:tcMar>
-          </w:tcPr>
-          <w:p>
-            <w:r>
-              <w:rPr>
-                <w:rFonts w:ascii="Malgun Gothic" w:cs="Malgun Gothic" w:eastAsia="Malgun Gothic" w:hAnsi="Malgun Gothic"/>
-                <w:b/>
-                <w:bCs/>
-                <w:sz w:val="21"/>
-                <w:szCs w:val="21"/>
-              </w:rPr>
-              <w:t xml:space="preserve">우리 발견의 어느 부분인가</w:t>
+              <w:top w:type="dxa" w:w="90"/>
+              <w:left w:type="dxa" w:w="130"/>
+              <w:bottom w:type="dxa" w:w="90"/>
+              <w:right w:type="dxa" w:w="130"/>
+            </w:tcMar>
+          </w:tcPr>
+          <w:p>
+            <w:pPr>
+              <w:spacing w:after="0"/>
+            </w:pPr>
+            <w:r>
+              <w:rPr>
+                <w:rFonts w:ascii="Malgun Gothic" w:cs="Malgun Gothic" w:eastAsia="Malgun Gothic" w:hAnsi="Malgun Gothic"/>
+                <w:b/>
+                <w:bCs/>
+                <w:sz w:val="21"/>
+                <w:szCs w:val="21"/>
+              </w:rPr>
+              <w:t xml:space="preserve">우리 반의 한 문장  (지우지 말고 남겨 두세요 — 다음 차시와 다음 단원에서 다시 씁니다)</w:t>
             </w:r>
           </w:p>
         </w:tc>
@@ -198,168 +324,44 @@
       <w:tr>
         <w:tc>
           <w:tcPr>
-            <w:tcW w:type="dxa" w:w="3000"/>
-            <w:tcMar>
-              <w:top w:type="dxa" w:w="80"/>
-              <w:left w:type="dxa" w:w="120"/>
-              <w:bottom w:type="dxa" w:w="80"/>
-              <w:right w:type="dxa" w:w="120"/>
-            </w:tcMar>
-          </w:tcPr>
-          <w:p>
-            <w:r>
-              <w:rPr>
-                <w:rFonts w:ascii="Malgun Gothic" w:cs="Malgun Gothic" w:eastAsia="Malgun Gothic" w:hAnsi="Malgun Gothic"/>
-                <w:sz w:val="21"/>
-                <w:szCs w:val="21"/>
-              </w:rPr>
-              <w:t xml:space="preserve"/>
-            </w:r>
-          </w:p>
-        </w:tc>
-        <w:tc>
-          <w:tcPr>
-            <w:tcW w:type="dxa" w:w="6300"/>
-            <w:tcMar>
-              <w:top w:type="dxa" w:w="80"/>
-              <w:left w:type="dxa" w:w="120"/>
-              <w:bottom w:type="dxa" w:w="80"/>
-              <w:right w:type="dxa" w:w="120"/>
-            </w:tcMar>
-          </w:tcPr>
-          <w:p>
-            <w:r>
-              <w:rPr>
-                <w:rFonts w:ascii="Malgun Gothic" w:cs="Malgun Gothic" w:eastAsia="Malgun Gothic" w:hAnsi="Malgun Gothic"/>
-                <w:sz w:val="21"/>
-                <w:szCs w:val="21"/>
-              </w:rPr>
-              <w:t xml:space="preserve"/>
-            </w:r>
-          </w:p>
-        </w:tc>
-      </w:tr>
-      <w:tr>
-        <w:tc>
-          <w:tcPr>
-            <w:tcW w:type="dxa" w:w="3000"/>
-            <w:tcMar>
-              <w:top w:type="dxa" w:w="80"/>
-              <w:left w:type="dxa" w:w="120"/>
-              <w:bottom w:type="dxa" w:w="80"/>
-              <w:right w:type="dxa" w:w="120"/>
-            </w:tcMar>
-          </w:tcPr>
-          <w:p>
-            <w:r>
-              <w:rPr>
-                <w:rFonts w:ascii="Malgun Gothic" w:cs="Malgun Gothic" w:eastAsia="Malgun Gothic" w:hAnsi="Malgun Gothic"/>
-                <w:sz w:val="21"/>
-                <w:szCs w:val="21"/>
-              </w:rPr>
-              <w:t xml:space="preserve"/>
-            </w:r>
-          </w:p>
-        </w:tc>
-        <w:tc>
-          <w:tcPr>
-            <w:tcW w:type="dxa" w:w="6300"/>
-            <w:tcMar>
-              <w:top w:type="dxa" w:w="80"/>
-              <w:left w:type="dxa" w:w="120"/>
-              <w:bottom w:type="dxa" w:w="80"/>
-              <w:right w:type="dxa" w:w="120"/>
-            </w:tcMar>
-          </w:tcPr>
-          <w:p>
-            <w:r>
-              <w:rPr>
-                <w:rFonts w:ascii="Malgun Gothic" w:cs="Malgun Gothic" w:eastAsia="Malgun Gothic" w:hAnsi="Malgun Gothic"/>
-                <w:sz w:val="21"/>
-                <w:szCs w:val="21"/>
-              </w:rPr>
-              <w:t xml:space="preserve"/>
-            </w:r>
-          </w:p>
-        </w:tc>
-      </w:tr>
-      <w:tr>
-        <w:tc>
-          <w:tcPr>
-            <w:tcW w:type="dxa" w:w="3000"/>
-            <w:tcMar>
-              <w:top w:type="dxa" w:w="80"/>
-              <w:left w:type="dxa" w:w="120"/>
-              <w:bottom w:type="dxa" w:w="80"/>
-              <w:right w:type="dxa" w:w="120"/>
-            </w:tcMar>
-          </w:tcPr>
-          <w:p>
-            <w:r>
-              <w:rPr>
-                <w:rFonts w:ascii="Malgun Gothic" w:cs="Malgun Gothic" w:eastAsia="Malgun Gothic" w:hAnsi="Malgun Gothic"/>
-                <w:sz w:val="21"/>
-                <w:szCs w:val="21"/>
-              </w:rPr>
-              <w:t xml:space="preserve"/>
-            </w:r>
-          </w:p>
-        </w:tc>
-        <w:tc>
-          <w:tcPr>
-            <w:tcW w:type="dxa" w:w="6300"/>
-            <w:tcMar>
-              <w:top w:type="dxa" w:w="80"/>
-              <w:left w:type="dxa" w:w="120"/>
-              <w:bottom w:type="dxa" w:w="80"/>
-              <w:right w:type="dxa" w:w="120"/>
-            </w:tcMar>
-          </w:tcPr>
-          <w:p>
-            <w:r>
-              <w:rPr>
-                <w:rFonts w:ascii="Malgun Gothic" w:cs="Malgun Gothic" w:eastAsia="Malgun Gothic" w:hAnsi="Malgun Gothic"/>
-                <w:sz w:val="21"/>
-                <w:szCs w:val="21"/>
-              </w:rPr>
-              <w:t xml:space="preserve"/>
-            </w:r>
-          </w:p>
-        </w:tc>
-      </w:tr>
-      <w:tr>
-        <w:tc>
-          <w:tcPr>
-            <w:tcW w:type="dxa" w:w="3000"/>
-            <w:tcMar>
-              <w:top w:type="dxa" w:w="80"/>
-              <w:left w:type="dxa" w:w="120"/>
-              <w:bottom w:type="dxa" w:w="80"/>
-              <w:right w:type="dxa" w:w="120"/>
-            </w:tcMar>
-          </w:tcPr>
-          <w:p>
-            <w:r>
-              <w:rPr>
-                <w:rFonts w:ascii="Malgun Gothic" w:cs="Malgun Gothic" w:eastAsia="Malgun Gothic" w:hAnsi="Malgun Gothic"/>
-                <w:sz w:val="21"/>
-                <w:szCs w:val="21"/>
-              </w:rPr>
-              <w:t xml:space="preserve"/>
-            </w:r>
-          </w:p>
-        </w:tc>
-        <w:tc>
-          <w:tcPr>
-            <w:tcW w:type="dxa" w:w="6300"/>
-            <w:tcMar>
-              <w:top w:type="dxa" w:w="80"/>
-              <w:left w:type="dxa" w:w="120"/>
-              <w:bottom w:type="dxa" w:w="80"/>
-              <w:right w:type="dxa" w:w="120"/>
-            </w:tcMar>
-          </w:tcPr>
-          <w:p>
+            <w:tcW w:type="dxa" w:w="9300"/>
+            <w:tcMar>
+              <w:top w:type="dxa" w:w="90"/>
+              <w:left w:type="dxa" w:w="130"/>
+              <w:bottom w:type="dxa" w:w="90"/>
+              <w:right w:type="dxa" w:w="130"/>
+            </w:tcMar>
+          </w:tcPr>
+          <w:p>
+            <w:pPr>
+              <w:spacing w:after="0"/>
+            </w:pPr>
+            <w:r>
+              <w:rPr>
+                <w:rFonts w:ascii="Malgun Gothic" w:cs="Malgun Gothic" w:eastAsia="Malgun Gothic" w:hAnsi="Malgun Gothic"/>
+                <w:sz w:val="21"/>
+                <w:szCs w:val="21"/>
+              </w:rPr>
+              <w:t xml:space="preserve"/>
+            </w:r>
+          </w:p>
+          <w:p>
+            <w:pPr>
+              <w:spacing w:after="0"/>
+            </w:pPr>
+            <w:r>
+              <w:rPr>
+                <w:rFonts w:ascii="Malgun Gothic" w:cs="Malgun Gothic" w:eastAsia="Malgun Gothic" w:hAnsi="Malgun Gothic"/>
+                <w:sz w:val="21"/>
+                <w:szCs w:val="21"/>
+              </w:rPr>
+              <w:t xml:space="preserve"/>
+            </w:r>
+          </w:p>
+          <w:p>
+            <w:pPr>
+              <w:spacing w:after="0"/>
+            </w:pPr>
             <w:r>
               <w:rPr>
                 <w:rFonts w:ascii="Malgun Gothic" w:cs="Malgun Gothic" w:eastAsia="Malgun Gothic" w:hAnsi="Malgun Gothic"/>
@@ -374,33 +376,101 @@
     </w:tbl>
     <w:p>
       <w:pPr>
-        <w:spacing w:after="100" w:before="280"/>
+        <w:spacing w:after="0"/>
       </w:pPr>
       <w:r>
         <w:rPr>
           <w:rFonts w:ascii="Malgun Gothic" w:cs="Malgun Gothic" w:eastAsia="Malgun Gothic" w:hAnsi="Malgun Gothic"/>
-          <w:b/>
-          <w:bCs/>
-          <w:color w:val="1D4ED8"/>
-          <w:sz w:val="26"/>
-          <w:szCs w:val="26"/>
+          <w:sz w:val="12"/>
+          <w:szCs w:val="12"/>
         </w:rPr>
-        <w:t xml:space="preserve">활동 3. 토론 메모</w:t>
+        <w:t xml:space="preserve"/>
       </w:r>
     </w:p>
-    <w:p>
-      <w:pPr>
-        <w:spacing w:after="80"/>
-      </w:pPr>
-      <w:r>
-        <w:rPr>
-          <w:rFonts w:ascii="Malgun Gothic" w:cs="Malgun Gothic" w:eastAsia="Malgun Gothic" w:hAnsi="Malgun Gothic"/>
-          <w:sz w:val="22"/>
-          <w:szCs w:val="22"/>
-        </w:rPr>
-        <w:t xml:space="preserve">"세상은 왜 디지털을 택했을까?" 토론에서 나온 이야기를 양쪽으로 나눠 적으세요.</w:t>
-      </w:r>
-    </w:p>
+    <w:tbl>
+      <w:tblPr>
+        <w:tblW w:type="dxa" w:w="9300"/>
+        <w:tblBorders>
+          <w:top w:val="single" w:color="C7D6EF" w:sz="4"/>
+          <w:left w:val="single" w:color="C7D6EF" w:sz="4"/>
+          <w:bottom w:val="single" w:color="C7D6EF" w:sz="4"/>
+          <w:right w:val="single" w:color="C7D6EF" w:sz="4"/>
+          <w:insideH w:val="single" w:color="C7D6EF" w:sz="4"/>
+          <w:insideV w:val="single" w:color="C7D6EF" w:sz="4"/>
+        </w:tblBorders>
+        <w:tblLayout w:type="fixed"/>
+      </w:tblPr>
+      <w:tblGrid>
+        <w:gridCol w:w="3600"/>
+        <w:gridCol w:w="5700"/>
+      </w:tblGrid>
+      <w:tr>
+        <w:tc>
+          <w:tcPr>
+            <w:tcW w:type="dxa" w:w="3600"/>
+            <w:shd w:fill="EFF4FB" w:val="clear"/>
+            <w:tcMar>
+              <w:top w:type="dxa" w:w="90"/>
+              <w:left w:type="dxa" w:w="130"/>
+              <w:bottom w:type="dxa" w:w="90"/>
+              <w:right w:type="dxa" w:w="130"/>
+            </w:tcMar>
+          </w:tcPr>
+          <w:p>
+            <w:pPr>
+              <w:spacing w:after="0"/>
+            </w:pPr>
+            <w:r>
+              <w:rPr>
+                <w:rFonts w:ascii="Malgun Gothic" w:cs="Malgun Gothic" w:eastAsia="Malgun Gothic" w:hAnsi="Malgun Gothic"/>
+                <w:b/>
+                <w:bCs/>
+                <w:color w:val="1D4ED8"/>
+                <w:sz w:val="24"/>
+                <w:szCs w:val="24"/>
+              </w:rPr>
+              <w:t xml:space="preserve">활동 2   </w:t>
+            </w:r>
+            <w:r>
+              <w:rPr>
+                <w:rFonts w:ascii="Malgun Gothic" w:cs="Malgun Gothic" w:eastAsia="Malgun Gothic" w:hAnsi="Malgun Gothic"/>
+                <w:b/>
+                <w:bCs/>
+                <w:sz w:val="24"/>
+                <w:szCs w:val="24"/>
+              </w:rPr>
+              <w:t xml:space="preserve">이름 붙이기</w:t>
+            </w:r>
+          </w:p>
+        </w:tc>
+        <w:tc>
+          <w:tcPr>
+            <w:tcW w:type="dxa" w:w="5700"/>
+            <w:shd w:fill="EFF4FB" w:val="clear"/>
+            <w:tcMar>
+              <w:top w:type="dxa" w:w="90"/>
+              <w:left w:type="dxa" w:w="130"/>
+              <w:bottom w:type="dxa" w:w="90"/>
+              <w:right w:type="dxa" w:w="130"/>
+            </w:tcMar>
+          </w:tcPr>
+          <w:p>
+            <w:pPr>
+              <w:spacing w:after="0"/>
+            </w:pPr>
+            <w:r>
+              <w:rPr>
+                <w:rFonts w:ascii="Malgun Gothic" w:cs="Malgun Gothic" w:eastAsia="Malgun Gothic" w:hAnsi="Malgun Gothic"/>
+                <w:color w:val="64748B"/>
+                <w:sz w:val="19"/>
+                <w:szCs w:val="19"/>
+              </w:rPr>
+              <w:t xml:space="preserve">오늘 배운 용어가 우리 발견의 어디에 해당하는지 쓰세요</w:t>
+            </w:r>
+          </w:p>
+        </w:tc>
+      </w:tr>
+    </w:tbl>
     <w:tbl>
       <w:tblPr>
         <w:tblW w:type="dxa" w:w="9300"/>
@@ -412,6 +482,378 @@
           <w:insideH w:val="single" w:color="auto" w:sz="4"/>
           <w:insideV w:val="single" w:color="auto" w:sz="4"/>
         </w:tblBorders>
+        <w:tblLayout w:type="fixed"/>
+      </w:tblPr>
+      <w:tblGrid>
+        <w:gridCol w:w="3000"/>
+        <w:gridCol w:w="6300"/>
+      </w:tblGrid>
+      <w:tr>
+        <w:tc>
+          <w:tcPr>
+            <w:tcW w:type="dxa" w:w="3000"/>
+            <w:shd w:fill="EFF4FB" w:val="clear"/>
+            <w:tcMar>
+              <w:top w:type="dxa" w:w="90"/>
+              <w:left w:type="dxa" w:w="130"/>
+              <w:bottom w:type="dxa" w:w="90"/>
+              <w:right w:type="dxa" w:w="130"/>
+            </w:tcMar>
+          </w:tcPr>
+          <w:p>
+            <w:pPr>
+              <w:spacing w:after="0"/>
+            </w:pPr>
+            <w:r>
+              <w:rPr>
+                <w:rFonts w:ascii="Malgun Gothic" w:cs="Malgun Gothic" w:eastAsia="Malgun Gothic" w:hAnsi="Malgun Gothic"/>
+                <w:b/>
+                <w:bCs/>
+                <w:sz w:val="21"/>
+                <w:szCs w:val="21"/>
+              </w:rPr>
+              <w:t xml:space="preserve">오늘 배운 용어</w:t>
+            </w:r>
+          </w:p>
+        </w:tc>
+        <w:tc>
+          <w:tcPr>
+            <w:tcW w:type="dxa" w:w="6300"/>
+            <w:shd w:fill="EFF4FB" w:val="clear"/>
+            <w:tcMar>
+              <w:top w:type="dxa" w:w="90"/>
+              <w:left w:type="dxa" w:w="130"/>
+              <w:bottom w:type="dxa" w:w="90"/>
+              <w:right w:type="dxa" w:w="130"/>
+            </w:tcMar>
+          </w:tcPr>
+          <w:p>
+            <w:pPr>
+              <w:spacing w:after="0"/>
+            </w:pPr>
+            <w:r>
+              <w:rPr>
+                <w:rFonts w:ascii="Malgun Gothic" w:cs="Malgun Gothic" w:eastAsia="Malgun Gothic" w:hAnsi="Malgun Gothic"/>
+                <w:b/>
+                <w:bCs/>
+                <w:sz w:val="21"/>
+                <w:szCs w:val="21"/>
+              </w:rPr>
+              <w:t xml:space="preserve">우리 발견의 어느 부분인가</w:t>
+            </w:r>
+          </w:p>
+        </w:tc>
+      </w:tr>
+      <w:tr>
+        <w:tc>
+          <w:tcPr>
+            <w:tcW w:type="dxa" w:w="3000"/>
+            <w:tcMar>
+              <w:top w:type="dxa" w:w="90"/>
+              <w:left w:type="dxa" w:w="130"/>
+              <w:bottom w:type="dxa" w:w="90"/>
+              <w:right w:type="dxa" w:w="130"/>
+            </w:tcMar>
+          </w:tcPr>
+          <w:p>
+            <w:pPr>
+              <w:spacing w:after="0"/>
+            </w:pPr>
+            <w:r>
+              <w:rPr>
+                <w:rFonts w:ascii="Malgun Gothic" w:cs="Malgun Gothic" w:eastAsia="Malgun Gothic" w:hAnsi="Malgun Gothic"/>
+                <w:sz w:val="21"/>
+                <w:szCs w:val="21"/>
+              </w:rPr>
+              <w:t xml:space="preserve"/>
+            </w:r>
+          </w:p>
+        </w:tc>
+        <w:tc>
+          <w:tcPr>
+            <w:tcW w:type="dxa" w:w="6300"/>
+            <w:tcMar>
+              <w:top w:type="dxa" w:w="90"/>
+              <w:left w:type="dxa" w:w="130"/>
+              <w:bottom w:type="dxa" w:w="90"/>
+              <w:right w:type="dxa" w:w="130"/>
+            </w:tcMar>
+          </w:tcPr>
+          <w:p>
+            <w:pPr>
+              <w:spacing w:after="0"/>
+            </w:pPr>
+            <w:r>
+              <w:rPr>
+                <w:rFonts w:ascii="Malgun Gothic" w:cs="Malgun Gothic" w:eastAsia="Malgun Gothic" w:hAnsi="Malgun Gothic"/>
+                <w:sz w:val="21"/>
+                <w:szCs w:val="21"/>
+              </w:rPr>
+              <w:t xml:space="preserve"/>
+            </w:r>
+          </w:p>
+        </w:tc>
+      </w:tr>
+      <w:tr>
+        <w:tc>
+          <w:tcPr>
+            <w:tcW w:type="dxa" w:w="3000"/>
+            <w:tcMar>
+              <w:top w:type="dxa" w:w="90"/>
+              <w:left w:type="dxa" w:w="130"/>
+              <w:bottom w:type="dxa" w:w="90"/>
+              <w:right w:type="dxa" w:w="130"/>
+            </w:tcMar>
+          </w:tcPr>
+          <w:p>
+            <w:pPr>
+              <w:spacing w:after="0"/>
+            </w:pPr>
+            <w:r>
+              <w:rPr>
+                <w:rFonts w:ascii="Malgun Gothic" w:cs="Malgun Gothic" w:eastAsia="Malgun Gothic" w:hAnsi="Malgun Gothic"/>
+                <w:sz w:val="21"/>
+                <w:szCs w:val="21"/>
+              </w:rPr>
+              <w:t xml:space="preserve"/>
+            </w:r>
+          </w:p>
+        </w:tc>
+        <w:tc>
+          <w:tcPr>
+            <w:tcW w:type="dxa" w:w="6300"/>
+            <w:tcMar>
+              <w:top w:type="dxa" w:w="90"/>
+              <w:left w:type="dxa" w:w="130"/>
+              <w:bottom w:type="dxa" w:w="90"/>
+              <w:right w:type="dxa" w:w="130"/>
+            </w:tcMar>
+          </w:tcPr>
+          <w:p>
+            <w:pPr>
+              <w:spacing w:after="0"/>
+            </w:pPr>
+            <w:r>
+              <w:rPr>
+                <w:rFonts w:ascii="Malgun Gothic" w:cs="Malgun Gothic" w:eastAsia="Malgun Gothic" w:hAnsi="Malgun Gothic"/>
+                <w:sz w:val="21"/>
+                <w:szCs w:val="21"/>
+              </w:rPr>
+              <w:t xml:space="preserve"/>
+            </w:r>
+          </w:p>
+        </w:tc>
+      </w:tr>
+      <w:tr>
+        <w:tc>
+          <w:tcPr>
+            <w:tcW w:type="dxa" w:w="3000"/>
+            <w:tcMar>
+              <w:top w:type="dxa" w:w="90"/>
+              <w:left w:type="dxa" w:w="130"/>
+              <w:bottom w:type="dxa" w:w="90"/>
+              <w:right w:type="dxa" w:w="130"/>
+            </w:tcMar>
+          </w:tcPr>
+          <w:p>
+            <w:pPr>
+              <w:spacing w:after="0"/>
+            </w:pPr>
+            <w:r>
+              <w:rPr>
+                <w:rFonts w:ascii="Malgun Gothic" w:cs="Malgun Gothic" w:eastAsia="Malgun Gothic" w:hAnsi="Malgun Gothic"/>
+                <w:sz w:val="21"/>
+                <w:szCs w:val="21"/>
+              </w:rPr>
+              <w:t xml:space="preserve"/>
+            </w:r>
+          </w:p>
+        </w:tc>
+        <w:tc>
+          <w:tcPr>
+            <w:tcW w:type="dxa" w:w="6300"/>
+            <w:tcMar>
+              <w:top w:type="dxa" w:w="90"/>
+              <w:left w:type="dxa" w:w="130"/>
+              <w:bottom w:type="dxa" w:w="90"/>
+              <w:right w:type="dxa" w:w="130"/>
+            </w:tcMar>
+          </w:tcPr>
+          <w:p>
+            <w:pPr>
+              <w:spacing w:after="0"/>
+            </w:pPr>
+            <w:r>
+              <w:rPr>
+                <w:rFonts w:ascii="Malgun Gothic" w:cs="Malgun Gothic" w:eastAsia="Malgun Gothic" w:hAnsi="Malgun Gothic"/>
+                <w:sz w:val="21"/>
+                <w:szCs w:val="21"/>
+              </w:rPr>
+              <w:t xml:space="preserve"/>
+            </w:r>
+          </w:p>
+        </w:tc>
+      </w:tr>
+      <w:tr>
+        <w:tc>
+          <w:tcPr>
+            <w:tcW w:type="dxa" w:w="3000"/>
+            <w:tcMar>
+              <w:top w:type="dxa" w:w="90"/>
+              <w:left w:type="dxa" w:w="130"/>
+              <w:bottom w:type="dxa" w:w="90"/>
+              <w:right w:type="dxa" w:w="130"/>
+            </w:tcMar>
+          </w:tcPr>
+          <w:p>
+            <w:pPr>
+              <w:spacing w:after="0"/>
+            </w:pPr>
+            <w:r>
+              <w:rPr>
+                <w:rFonts w:ascii="Malgun Gothic" w:cs="Malgun Gothic" w:eastAsia="Malgun Gothic" w:hAnsi="Malgun Gothic"/>
+                <w:sz w:val="21"/>
+                <w:szCs w:val="21"/>
+              </w:rPr>
+              <w:t xml:space="preserve"/>
+            </w:r>
+          </w:p>
+        </w:tc>
+        <w:tc>
+          <w:tcPr>
+            <w:tcW w:type="dxa" w:w="6300"/>
+            <w:tcMar>
+              <w:top w:type="dxa" w:w="90"/>
+              <w:left w:type="dxa" w:w="130"/>
+              <w:bottom w:type="dxa" w:w="90"/>
+              <w:right w:type="dxa" w:w="130"/>
+            </w:tcMar>
+          </w:tcPr>
+          <w:p>
+            <w:pPr>
+              <w:spacing w:after="0"/>
+            </w:pPr>
+            <w:r>
+              <w:rPr>
+                <w:rFonts w:ascii="Malgun Gothic" w:cs="Malgun Gothic" w:eastAsia="Malgun Gothic" w:hAnsi="Malgun Gothic"/>
+                <w:sz w:val="21"/>
+                <w:szCs w:val="21"/>
+              </w:rPr>
+              <w:t xml:space="preserve"/>
+            </w:r>
+          </w:p>
+        </w:tc>
+      </w:tr>
+    </w:tbl>
+    <w:p>
+      <w:pPr>
+        <w:spacing w:after="0"/>
+      </w:pPr>
+      <w:r>
+        <w:rPr>
+          <w:rFonts w:ascii="Malgun Gothic" w:cs="Malgun Gothic" w:eastAsia="Malgun Gothic" w:hAnsi="Malgun Gothic"/>
+          <w:sz w:val="12"/>
+          <w:szCs w:val="12"/>
+        </w:rPr>
+        <w:t xml:space="preserve"/>
+      </w:r>
+    </w:p>
+    <w:tbl>
+      <w:tblPr>
+        <w:tblW w:type="dxa" w:w="9300"/>
+        <w:tblBorders>
+          <w:top w:val="single" w:color="C7D6EF" w:sz="4"/>
+          <w:left w:val="single" w:color="C7D6EF" w:sz="4"/>
+          <w:bottom w:val="single" w:color="C7D6EF" w:sz="4"/>
+          <w:right w:val="single" w:color="C7D6EF" w:sz="4"/>
+          <w:insideH w:val="single" w:color="C7D6EF" w:sz="4"/>
+          <w:insideV w:val="single" w:color="C7D6EF" w:sz="4"/>
+        </w:tblBorders>
+        <w:tblLayout w:type="fixed"/>
+      </w:tblPr>
+      <w:tblGrid>
+        <w:gridCol w:w="3600"/>
+        <w:gridCol w:w="5700"/>
+      </w:tblGrid>
+      <w:tr>
+        <w:tc>
+          <w:tcPr>
+            <w:tcW w:type="dxa" w:w="3600"/>
+            <w:shd w:fill="EFF4FB" w:val="clear"/>
+            <w:tcMar>
+              <w:top w:type="dxa" w:w="90"/>
+              <w:left w:type="dxa" w:w="130"/>
+              <w:bottom w:type="dxa" w:w="90"/>
+              <w:right w:type="dxa" w:w="130"/>
+            </w:tcMar>
+          </w:tcPr>
+          <w:p>
+            <w:pPr>
+              <w:spacing w:after="0"/>
+            </w:pPr>
+            <w:r>
+              <w:rPr>
+                <w:rFonts w:ascii="Malgun Gothic" w:cs="Malgun Gothic" w:eastAsia="Malgun Gothic" w:hAnsi="Malgun Gothic"/>
+                <w:b/>
+                <w:bCs/>
+                <w:color w:val="1D4ED8"/>
+                <w:sz w:val="24"/>
+                <w:szCs w:val="24"/>
+              </w:rPr>
+              <w:t xml:space="preserve">활동 3   </w:t>
+            </w:r>
+            <w:r>
+              <w:rPr>
+                <w:rFonts w:ascii="Malgun Gothic" w:cs="Malgun Gothic" w:eastAsia="Malgun Gothic" w:hAnsi="Malgun Gothic"/>
+                <w:b/>
+                <w:bCs/>
+                <w:sz w:val="24"/>
+                <w:szCs w:val="24"/>
+              </w:rPr>
+              <w:t xml:space="preserve">토론 메모</w:t>
+            </w:r>
+          </w:p>
+        </w:tc>
+        <w:tc>
+          <w:tcPr>
+            <w:tcW w:type="dxa" w:w="5700"/>
+            <w:shd w:fill="EFF4FB" w:val="clear"/>
+            <w:tcMar>
+              <w:top w:type="dxa" w:w="90"/>
+              <w:left w:type="dxa" w:w="130"/>
+              <w:bottom w:type="dxa" w:w="90"/>
+              <w:right w:type="dxa" w:w="130"/>
+            </w:tcMar>
+          </w:tcPr>
+          <w:p>
+            <w:pPr>
+              <w:spacing w:after="0"/>
+            </w:pPr>
+            <w:r>
+              <w:rPr>
+                <w:rFonts w:ascii="Malgun Gothic" w:cs="Malgun Gothic" w:eastAsia="Malgun Gothic" w:hAnsi="Malgun Gothic"/>
+                <w:color w:val="64748B"/>
+                <w:sz w:val="19"/>
+                <w:szCs w:val="19"/>
+              </w:rPr>
+              <w:t xml:space="preserve">"세상은 왜 디지털을 택했을까?" 양쪽으로 나눠 적으세요</w:t>
+            </w:r>
+          </w:p>
+        </w:tc>
+      </w:tr>
+    </w:tbl>
+    <w:tbl>
+      <w:tblPr>
+        <w:tblW w:type="dxa" w:w="9300"/>
+        <w:tblBorders>
+          <w:top w:val="single" w:color="auto" w:sz="4"/>
+          <w:left w:val="single" w:color="auto" w:sz="4"/>
+          <w:bottom w:val="single" w:color="auto" w:sz="4"/>
+          <w:right w:val="single" w:color="auto" w:sz="4"/>
+          <w:insideH w:val="single" w:color="auto" w:sz="4"/>
+          <w:insideV w:val="single" w:color="auto" w:sz="4"/>
+        </w:tblBorders>
+        <w:tblLayout w:type="fixed"/>
       </w:tblPr>
       <w:tblGrid>
         <w:gridCol w:w="4650"/>
@@ -423,13 +865,16 @@
             <w:tcW w:type="dxa" w:w="4650"/>
             <w:shd w:fill="EFF4FB" w:val="clear"/>
             <w:tcMar>
-              <w:top w:type="dxa" w:w="80"/>
-              <w:left w:type="dxa" w:w="120"/>
-              <w:bottom w:type="dxa" w:w="80"/>
-              <w:right w:type="dxa" w:w="120"/>
-            </w:tcMar>
-          </w:tcPr>
-          <w:p>
+              <w:top w:type="dxa" w:w="90"/>
+              <w:left w:type="dxa" w:w="130"/>
+              <w:bottom w:type="dxa" w:w="90"/>
+              <w:right w:type="dxa" w:w="130"/>
+            </w:tcMar>
+          </w:tcPr>
+          <w:p>
+            <w:pPr>
+              <w:spacing w:after="0"/>
+            </w:pPr>
             <w:r>
               <w:rPr>
                 <w:rFonts w:ascii="Malgun Gothic" w:cs="Malgun Gothic" w:eastAsia="Malgun Gothic" w:hAnsi="Malgun Gothic"/>
@@ -447,13 +892,16 @@
             <w:tcW w:type="dxa" w:w="4650"/>
             <w:shd w:fill="EFF4FB" w:val="clear"/>
             <w:tcMar>
-              <w:top w:type="dxa" w:w="80"/>
-              <w:left w:type="dxa" w:w="120"/>
-              <w:bottom w:type="dxa" w:w="80"/>
-              <w:right w:type="dxa" w:w="120"/>
-            </w:tcMar>
-          </w:tcPr>
-          <w:p>
+              <w:top w:type="dxa" w:w="90"/>
+              <w:left w:type="dxa" w:w="130"/>
+              <w:bottom w:type="dxa" w:w="90"/>
+              <w:right w:type="dxa" w:w="130"/>
+            </w:tcMar>
+          </w:tcPr>
+          <w:p>
+            <w:pPr>
+              <w:spacing w:after="0"/>
+            </w:pPr>
             <w:r>
               <w:rPr>
                 <w:rFonts w:ascii="Malgun Gothic" w:cs="Malgun Gothic" w:eastAsia="Malgun Gothic" w:hAnsi="Malgun Gothic"/>
@@ -472,43 +920,55 @@
           <w:tcPr>
             <w:tcW w:type="dxa" w:w="4650"/>
             <w:tcMar>
-              <w:top w:type="dxa" w:w="80"/>
-              <w:left w:type="dxa" w:w="120"/>
-              <w:bottom w:type="dxa" w:w="80"/>
-              <w:right w:type="dxa" w:w="120"/>
-            </w:tcMar>
-          </w:tcPr>
-          <w:p>
-            <w:r>
-              <w:rPr>
-                <w:rFonts w:ascii="Malgun Gothic" w:cs="Malgun Gothic" w:eastAsia="Malgun Gothic" w:hAnsi="Malgun Gothic"/>
-                <w:sz w:val="21"/>
-                <w:szCs w:val="21"/>
-              </w:rPr>
-              <w:t xml:space="preserve"/>
-            </w:r>
-          </w:p>
-          <w:p>
-            <w:r>
-              <w:rPr>
-                <w:rFonts w:ascii="Malgun Gothic" w:cs="Malgun Gothic" w:eastAsia="Malgun Gothic" w:hAnsi="Malgun Gothic"/>
-                <w:sz w:val="21"/>
-                <w:szCs w:val="21"/>
-              </w:rPr>
-              <w:t xml:space="preserve"/>
-            </w:r>
-          </w:p>
-          <w:p>
-            <w:r>
-              <w:rPr>
-                <w:rFonts w:ascii="Malgun Gothic" w:cs="Malgun Gothic" w:eastAsia="Malgun Gothic" w:hAnsi="Malgun Gothic"/>
-                <w:sz w:val="21"/>
-                <w:szCs w:val="21"/>
-              </w:rPr>
-              <w:t xml:space="preserve"/>
-            </w:r>
-          </w:p>
-          <w:p>
+              <w:top w:type="dxa" w:w="90"/>
+              <w:left w:type="dxa" w:w="130"/>
+              <w:bottom w:type="dxa" w:w="90"/>
+              <w:right w:type="dxa" w:w="130"/>
+            </w:tcMar>
+          </w:tcPr>
+          <w:p>
+            <w:pPr>
+              <w:spacing w:after="0"/>
+            </w:pPr>
+            <w:r>
+              <w:rPr>
+                <w:rFonts w:ascii="Malgun Gothic" w:cs="Malgun Gothic" w:eastAsia="Malgun Gothic" w:hAnsi="Malgun Gothic"/>
+                <w:sz w:val="21"/>
+                <w:szCs w:val="21"/>
+              </w:rPr>
+              <w:t xml:space="preserve"/>
+            </w:r>
+          </w:p>
+          <w:p>
+            <w:pPr>
+              <w:spacing w:after="0"/>
+            </w:pPr>
+            <w:r>
+              <w:rPr>
+                <w:rFonts w:ascii="Malgun Gothic" w:cs="Malgun Gothic" w:eastAsia="Malgun Gothic" w:hAnsi="Malgun Gothic"/>
+                <w:sz w:val="21"/>
+                <w:szCs w:val="21"/>
+              </w:rPr>
+              <w:t xml:space="preserve"/>
+            </w:r>
+          </w:p>
+          <w:p>
+            <w:pPr>
+              <w:spacing w:after="0"/>
+            </w:pPr>
+            <w:r>
+              <w:rPr>
+                <w:rFonts w:ascii="Malgun Gothic" w:cs="Malgun Gothic" w:eastAsia="Malgun Gothic" w:hAnsi="Malgun Gothic"/>
+                <w:sz w:val="21"/>
+                <w:szCs w:val="21"/>
+              </w:rPr>
+              <w:t xml:space="preserve"/>
+            </w:r>
+          </w:p>
+          <w:p>
+            <w:pPr>
+              <w:spacing w:after="0"/>
+            </w:pPr>
             <w:r>
               <w:rPr>
                 <w:rFonts w:ascii="Malgun Gothic" w:cs="Malgun Gothic" w:eastAsia="Malgun Gothic" w:hAnsi="Malgun Gothic"/>
@@ -523,43 +983,55 @@
           <w:tcPr>
             <w:tcW w:type="dxa" w:w="4650"/>
             <w:tcMar>
-              <w:top w:type="dxa" w:w="80"/>
-              <w:left w:type="dxa" w:w="120"/>
-              <w:bottom w:type="dxa" w:w="80"/>
-              <w:right w:type="dxa" w:w="120"/>
-            </w:tcMar>
-          </w:tcPr>
-          <w:p>
-            <w:r>
-              <w:rPr>
-                <w:rFonts w:ascii="Malgun Gothic" w:cs="Malgun Gothic" w:eastAsia="Malgun Gothic" w:hAnsi="Malgun Gothic"/>
-                <w:sz w:val="21"/>
-                <w:szCs w:val="21"/>
-              </w:rPr>
-              <w:t xml:space="preserve"/>
-            </w:r>
-          </w:p>
-          <w:p>
-            <w:r>
-              <w:rPr>
-                <w:rFonts w:ascii="Malgun Gothic" w:cs="Malgun Gothic" w:eastAsia="Malgun Gothic" w:hAnsi="Malgun Gothic"/>
-                <w:sz w:val="21"/>
-                <w:szCs w:val="21"/>
-              </w:rPr>
-              <w:t xml:space="preserve"/>
-            </w:r>
-          </w:p>
-          <w:p>
-            <w:r>
-              <w:rPr>
-                <w:rFonts w:ascii="Malgun Gothic" w:cs="Malgun Gothic" w:eastAsia="Malgun Gothic" w:hAnsi="Malgun Gothic"/>
-                <w:sz w:val="21"/>
-                <w:szCs w:val="21"/>
-              </w:rPr>
-              <w:t xml:space="preserve"/>
-            </w:r>
-          </w:p>
-          <w:p>
+              <w:top w:type="dxa" w:w="90"/>
+              <w:left w:type="dxa" w:w="130"/>
+              <w:bottom w:type="dxa" w:w="90"/>
+              <w:right w:type="dxa" w:w="130"/>
+            </w:tcMar>
+          </w:tcPr>
+          <w:p>
+            <w:pPr>
+              <w:spacing w:after="0"/>
+            </w:pPr>
+            <w:r>
+              <w:rPr>
+                <w:rFonts w:ascii="Malgun Gothic" w:cs="Malgun Gothic" w:eastAsia="Malgun Gothic" w:hAnsi="Malgun Gothic"/>
+                <w:sz w:val="21"/>
+                <w:szCs w:val="21"/>
+              </w:rPr>
+              <w:t xml:space="preserve"/>
+            </w:r>
+          </w:p>
+          <w:p>
+            <w:pPr>
+              <w:spacing w:after="0"/>
+            </w:pPr>
+            <w:r>
+              <w:rPr>
+                <w:rFonts w:ascii="Malgun Gothic" w:cs="Malgun Gothic" w:eastAsia="Malgun Gothic" w:hAnsi="Malgun Gothic"/>
+                <w:sz w:val="21"/>
+                <w:szCs w:val="21"/>
+              </w:rPr>
+              <w:t xml:space="preserve"/>
+            </w:r>
+          </w:p>
+          <w:p>
+            <w:pPr>
+              <w:spacing w:after="0"/>
+            </w:pPr>
+            <w:r>
+              <w:rPr>
+                <w:rFonts w:ascii="Malgun Gothic" w:cs="Malgun Gothic" w:eastAsia="Malgun Gothic" w:hAnsi="Malgun Gothic"/>
+                <w:sz w:val="21"/>
+                <w:szCs w:val="21"/>
+              </w:rPr>
+              <w:t xml:space="preserve"/>
+            </w:r>
+          </w:p>
+          <w:p>
+            <w:pPr>
+              <w:spacing w:after="0"/>
+            </w:pPr>
             <w:r>
               <w:rPr>
                 <w:rFonts w:ascii="Malgun Gothic" w:cs="Malgun Gothic" w:eastAsia="Malgun Gothic" w:hAnsi="Malgun Gothic"/>
@@ -574,72 +1046,303 @@
     </w:tbl>
     <w:p>
       <w:pPr>
-        <w:spacing w:after="100" w:before="280"/>
+        <w:spacing w:after="0"/>
       </w:pPr>
       <w:r>
         <w:rPr>
           <w:rFonts w:ascii="Malgun Gothic" w:cs="Malgun Gothic" w:eastAsia="Malgun Gothic" w:hAnsi="Malgun Gothic"/>
-          <w:b/>
-          <w:bCs/>
-          <w:color w:val="1D4ED8"/>
-          <w:sz w:val="26"/>
-          <w:szCs w:val="26"/>
-        </w:rPr>
-        <w:t xml:space="preserve">질문 4</w:t>
-      </w:r>
-    </w:p>
-    <w:p>
-      <w:pPr>
-        <w:spacing w:after="80"/>
-      </w:pPr>
-      <w:r>
-        <w:rPr>
-          <w:rFonts w:ascii="Malgun Gothic" w:cs="Malgun Gothic" w:eastAsia="Malgun Gothic" w:hAnsi="Malgun Gothic"/>
-          <w:sz w:val="22"/>
-          <w:szCs w:val="22"/>
-        </w:rPr>
-        <w:t xml:space="preserve">손해를 감수하면서도 세상이 데이터를 디지털로 바꾸는 이유는 무엇일까요? 지난 시간 앱 조작에서 근거를 하나 찾아 쓰세요.</w:t>
-      </w:r>
-    </w:p>
-    <w:p>
-      <w:pPr>
-        <w:spacing w:after="240"/>
-      </w:pPr>
-      <w:r>
-        <w:rPr>
-          <w:rFonts w:ascii="Malgun Gothic" w:cs="Malgun Gothic" w:eastAsia="Malgun Gothic" w:hAnsi="Malgun Gothic"/>
-          <w:sz w:val="22"/>
-          <w:szCs w:val="22"/>
+          <w:sz w:val="12"/>
+          <w:szCs w:val="12"/>
         </w:rPr>
         <w:t xml:space="preserve"/>
       </w:r>
     </w:p>
-    <w:p>
-      <w:pPr>
-        <w:spacing w:after="240"/>
-      </w:pPr>
-      <w:r>
-        <w:rPr>
-          <w:rFonts w:ascii="Malgun Gothic" w:cs="Malgun Gothic" w:eastAsia="Malgun Gothic" w:hAnsi="Malgun Gothic"/>
-          <w:sz w:val="22"/>
-          <w:szCs w:val="22"/>
-        </w:rPr>
-        <w:t xml:space="preserve"/>
-      </w:r>
-    </w:p>
-    <w:p>
-      <w:pPr>
-        <w:spacing w:after="240"/>
-      </w:pPr>
-      <w:r>
-        <w:rPr>
-          <w:rFonts w:ascii="Malgun Gothic" w:cs="Malgun Gothic" w:eastAsia="Malgun Gothic" w:hAnsi="Malgun Gothic"/>
-          <w:sz w:val="22"/>
-          <w:szCs w:val="22"/>
-        </w:rPr>
-        <w:t xml:space="preserve"/>
-      </w:r>
-    </w:p>
+    <w:tbl>
+      <w:tblPr>
+        <w:tblW w:type="dxa" w:w="9300"/>
+        <w:tblBorders>
+          <w:top w:val="single" w:color="C7D6EF" w:sz="4"/>
+          <w:left w:val="single" w:color="C7D6EF" w:sz="4"/>
+          <w:bottom w:val="single" w:color="C7D6EF" w:sz="4"/>
+          <w:right w:val="single" w:color="C7D6EF" w:sz="4"/>
+          <w:insideH w:val="single" w:color="C7D6EF" w:sz="4"/>
+          <w:insideV w:val="single" w:color="C7D6EF" w:sz="4"/>
+        </w:tblBorders>
+        <w:tblLayout w:type="fixed"/>
+      </w:tblPr>
+      <w:tblGrid>
+        <w:gridCol w:w="3600"/>
+        <w:gridCol w:w="5700"/>
+      </w:tblGrid>
+      <w:tr>
+        <w:tc>
+          <w:tcPr>
+            <w:tcW w:type="dxa" w:w="3600"/>
+            <w:shd w:fill="EFF4FB" w:val="clear"/>
+            <w:tcMar>
+              <w:top w:type="dxa" w:w="90"/>
+              <w:left w:type="dxa" w:w="130"/>
+              <w:bottom w:type="dxa" w:w="90"/>
+              <w:right w:type="dxa" w:w="130"/>
+            </w:tcMar>
+          </w:tcPr>
+          <w:p>
+            <w:pPr>
+              <w:spacing w:after="0"/>
+            </w:pPr>
+            <w:r>
+              <w:rPr>
+                <w:rFonts w:ascii="Malgun Gothic" w:cs="Malgun Gothic" w:eastAsia="Malgun Gothic" w:hAnsi="Malgun Gothic"/>
+                <w:b/>
+                <w:bCs/>
+                <w:color w:val="1D4ED8"/>
+                <w:sz w:val="24"/>
+                <w:szCs w:val="24"/>
+              </w:rPr>
+              <w:t xml:space="preserve">질문 4   </w:t>
+            </w:r>
+            <w:r>
+              <w:rPr>
+                <w:rFonts w:ascii="Malgun Gothic" w:cs="Malgun Gothic" w:eastAsia="Malgun Gothic" w:hAnsi="Malgun Gothic"/>
+                <w:b/>
+                <w:bCs/>
+                <w:sz w:val="24"/>
+                <w:szCs w:val="24"/>
+              </w:rPr>
+              <w:t xml:space="preserve"/>
+            </w:r>
+          </w:p>
+        </w:tc>
+        <w:tc>
+          <w:tcPr>
+            <w:tcW w:type="dxa" w:w="5700"/>
+            <w:shd w:fill="EFF4FB" w:val="clear"/>
+            <w:tcMar>
+              <w:top w:type="dxa" w:w="90"/>
+              <w:left w:type="dxa" w:w="130"/>
+              <w:bottom w:type="dxa" w:w="90"/>
+              <w:right w:type="dxa" w:w="130"/>
+            </w:tcMar>
+          </w:tcPr>
+          <w:p>
+            <w:pPr>
+              <w:spacing w:after="0"/>
+            </w:pPr>
+            <w:r>
+              <w:rPr>
+                <w:rFonts w:ascii="Malgun Gothic" w:cs="Malgun Gothic" w:eastAsia="Malgun Gothic" w:hAnsi="Malgun Gothic"/>
+                <w:color w:val="64748B"/>
+                <w:sz w:val="19"/>
+                <w:szCs w:val="19"/>
+              </w:rPr>
+              <w:t xml:space="preserve">토론에서 나온 이야기를 이어 써도 좋습니다</w:t>
+            </w:r>
+          </w:p>
+        </w:tc>
+      </w:tr>
+    </w:tbl>
+    <w:tbl>
+      <w:tblPr>
+        <w:tblW w:type="dxa" w:w="9300"/>
+        <w:tblBorders>
+          <w:top w:val="single" w:color="auto" w:sz="4"/>
+          <w:left w:val="single" w:color="auto" w:sz="4"/>
+          <w:bottom w:val="single" w:color="auto" w:sz="4"/>
+          <w:right w:val="single" w:color="auto" w:sz="4"/>
+          <w:insideH w:val="single" w:color="auto" w:sz="4"/>
+          <w:insideV w:val="single" w:color="auto" w:sz="4"/>
+        </w:tblBorders>
+        <w:tblLayout w:type="fixed"/>
+      </w:tblPr>
+      <w:tblGrid>
+        <w:gridCol w:w="4200"/>
+        <w:gridCol w:w="5100"/>
+      </w:tblGrid>
+      <w:tr>
+        <w:tc>
+          <w:tcPr>
+            <w:tcW w:type="dxa" w:w="4200"/>
+            <w:shd w:fill="EFF4FB" w:val="clear"/>
+            <w:tcMar>
+              <w:top w:type="dxa" w:w="90"/>
+              <w:left w:type="dxa" w:w="130"/>
+              <w:bottom w:type="dxa" w:w="90"/>
+              <w:right w:type="dxa" w:w="130"/>
+            </w:tcMar>
+          </w:tcPr>
+          <w:p>
+            <w:pPr>
+              <w:spacing w:after="0"/>
+            </w:pPr>
+            <w:r>
+              <w:rPr>
+                <w:rFonts w:ascii="Malgun Gothic" w:cs="Malgun Gothic" w:eastAsia="Malgun Gothic" w:hAnsi="Malgun Gothic"/>
+                <w:b/>
+                <w:bCs/>
+                <w:sz w:val="21"/>
+                <w:szCs w:val="21"/>
+              </w:rPr>
+              <w:t xml:space="preserve">질문</w:t>
+            </w:r>
+          </w:p>
+        </w:tc>
+        <w:tc>
+          <w:tcPr>
+            <w:tcW w:type="dxa" w:w="5100"/>
+            <w:shd w:fill="EFF4FB" w:val="clear"/>
+            <w:tcMar>
+              <w:top w:type="dxa" w:w="90"/>
+              <w:left w:type="dxa" w:w="130"/>
+              <w:bottom w:type="dxa" w:w="90"/>
+              <w:right w:type="dxa" w:w="130"/>
+            </w:tcMar>
+          </w:tcPr>
+          <w:p>
+            <w:pPr>
+              <w:spacing w:after="0"/>
+            </w:pPr>
+            <w:r>
+              <w:rPr>
+                <w:rFonts w:ascii="Malgun Gothic" w:cs="Malgun Gothic" w:eastAsia="Malgun Gothic" w:hAnsi="Malgun Gothic"/>
+                <w:b/>
+                <w:bCs/>
+                <w:sz w:val="21"/>
+                <w:szCs w:val="21"/>
+              </w:rPr>
+              <w:t xml:space="preserve">내가 쓴 답</w:t>
+            </w:r>
+          </w:p>
+        </w:tc>
+      </w:tr>
+      <w:tr>
+        <w:tc>
+          <w:tcPr>
+            <w:tcW w:type="dxa" w:w="4200"/>
+            <w:tcMar>
+              <w:top w:type="dxa" w:w="90"/>
+              <w:left w:type="dxa" w:w="130"/>
+              <w:bottom w:type="dxa" w:w="90"/>
+              <w:right w:type="dxa" w:w="130"/>
+            </w:tcMar>
+          </w:tcPr>
+          <w:p>
+            <w:pPr>
+              <w:spacing w:after="0"/>
+            </w:pPr>
+            <w:r>
+              <w:rPr>
+                <w:rFonts w:ascii="Malgun Gothic" w:cs="Malgun Gothic" w:eastAsia="Malgun Gothic" w:hAnsi="Malgun Gothic"/>
+                <w:sz w:val="21"/>
+                <w:szCs w:val="21"/>
+              </w:rPr>
+              <w:t xml:space="preserve">4.  손해를 감수하면서도 세상이 데이터를 디지털로 바꾸는 이유는 무엇일까요? 지난 시간 앱 조작에서 근거를 하나 찾아 쓰세요.</w:t>
+            </w:r>
+          </w:p>
+          <w:p>
+            <w:pPr>
+              <w:spacing w:after="0"/>
+            </w:pPr>
+            <w:r>
+              <w:rPr>
+                <w:rFonts w:ascii="Malgun Gothic" w:cs="Malgun Gothic" w:eastAsia="Malgun Gothic" w:hAnsi="Malgun Gothic"/>
+                <w:sz w:val="21"/>
+                <w:szCs w:val="21"/>
+              </w:rPr>
+              <w:t xml:space="preserve"/>
+            </w:r>
+          </w:p>
+          <w:p>
+            <w:pPr>
+              <w:spacing w:after="0"/>
+            </w:pPr>
+            <w:r>
+              <w:rPr>
+                <w:rFonts w:ascii="Malgun Gothic" w:cs="Malgun Gothic" w:eastAsia="Malgun Gothic" w:hAnsi="Malgun Gothic"/>
+                <w:sz w:val="21"/>
+                <w:szCs w:val="21"/>
+              </w:rPr>
+              <w:t xml:space="preserve"/>
+            </w:r>
+          </w:p>
+          <w:p>
+            <w:pPr>
+              <w:spacing w:after="0"/>
+            </w:pPr>
+            <w:r>
+              <w:rPr>
+                <w:rFonts w:ascii="Malgun Gothic" w:cs="Malgun Gothic" w:eastAsia="Malgun Gothic" w:hAnsi="Malgun Gothic"/>
+                <w:sz w:val="21"/>
+                <w:szCs w:val="21"/>
+              </w:rPr>
+              <w:t xml:space="preserve"/>
+            </w:r>
+          </w:p>
+        </w:tc>
+        <w:tc>
+          <w:tcPr>
+            <w:tcW w:type="dxa" w:w="5100"/>
+            <w:tcMar>
+              <w:top w:type="dxa" w:w="90"/>
+              <w:left w:type="dxa" w:w="130"/>
+              <w:bottom w:type="dxa" w:w="90"/>
+              <w:right w:type="dxa" w:w="130"/>
+            </w:tcMar>
+          </w:tcPr>
+          <w:p>
+            <w:pPr>
+              <w:spacing w:after="0"/>
+            </w:pPr>
+            <w:r>
+              <w:rPr>
+                <w:rFonts w:ascii="Malgun Gothic" w:cs="Malgun Gothic" w:eastAsia="Malgun Gothic" w:hAnsi="Malgun Gothic"/>
+                <w:sz w:val="21"/>
+                <w:szCs w:val="21"/>
+              </w:rPr>
+              <w:t xml:space="preserve"/>
+            </w:r>
+          </w:p>
+          <w:p>
+            <w:pPr>
+              <w:spacing w:after="0"/>
+            </w:pPr>
+            <w:r>
+              <w:rPr>
+                <w:rFonts w:ascii="Malgun Gothic" w:cs="Malgun Gothic" w:eastAsia="Malgun Gothic" w:hAnsi="Malgun Gothic"/>
+                <w:sz w:val="21"/>
+                <w:szCs w:val="21"/>
+              </w:rPr>
+              <w:t xml:space="preserve"/>
+            </w:r>
+          </w:p>
+          <w:p>
+            <w:pPr>
+              <w:spacing w:after="0"/>
+            </w:pPr>
+            <w:r>
+              <w:rPr>
+                <w:rFonts w:ascii="Malgun Gothic" w:cs="Malgun Gothic" w:eastAsia="Malgun Gothic" w:hAnsi="Malgun Gothic"/>
+                <w:sz w:val="21"/>
+                <w:szCs w:val="21"/>
+              </w:rPr>
+              <w:t xml:space="preserve"/>
+            </w:r>
+          </w:p>
+          <w:p>
+            <w:pPr>
+              <w:spacing w:after="0"/>
+            </w:pPr>
+            <w:r>
+              <w:rPr>
+                <w:rFonts w:ascii="Malgun Gothic" w:cs="Malgun Gothic" w:eastAsia="Malgun Gothic" w:hAnsi="Malgun Gothic"/>
+                <w:sz w:val="21"/>
+                <w:szCs w:val="21"/>
+              </w:rPr>
+              <w:t xml:space="preserve"/>
+            </w:r>
+          </w:p>
+        </w:tc>
+      </w:tr>
+    </w:tbl>
     <w:sectPr>
       <w:pgSz w:w="11906" w:h="16838" w:orient="portrait"/>
       <w:pgMar w:top="1440" w:right="1440" w:bottom="1440" w:left="1440" w:header="708" w:footer="708" w:gutter="0"/>

--- a/teacher/02-data/01-digital-data/worksheet-02-01-digital-data-lesson2.docx
+++ b/teacher/02-data/01-digital-data/worksheet-02-01-digital-data-lesson2.docx
@@ -14,7 +14,7 @@
           <w:sz w:val="36"/>
           <w:szCs w:val="36"/>
         </w:rPr>
-        <w:t xml:space="preserve">그래도 세상은 왜 디지털일까? — 2차시 기록</w:t>
+        <w:t xml:space="preserve">그래도 세상은 왜 디지털일까? — 2차시 기록지</w:t>
       </w:r>
     </w:p>
     <w:p>

--- a/teacher/02-data/01-digital-data/worksheet-02-01-digital-data-lesson2.docx
+++ b/teacher/02-data/01-digital-data/worksheet-02-01-digital-data-lesson2.docx
@@ -6,6 +6,46 @@
       <w:pPr>
         <w:spacing w:after="100"/>
       </w:pPr>
+      <w:r>
+        <w:drawing>
+          <wp:inline distT="0" distB="0" distL="0" distR="0">
+            <wp:extent cx="347472" cy="347472"/>
+            <wp:effectExtent l="0" t="0" r="0" b="0"/>
+            <wp:docPr id="9001" name="단원 그림" descr=""/>
+            <wp:cNvGraphicFramePr>
+              <a:graphicFrameLocks xmlns:a="http://schemas.openxmlformats.org/drawingml/2006/main" noChangeAspect="1"/>
+            </wp:cNvGraphicFramePr>
+            <a:graphic xmlns:a="http://schemas.openxmlformats.org/drawingml/2006/main">
+              <a:graphicData uri="http://schemas.openxmlformats.org/drawingml/2006/picture">
+                <pic:pic xmlns:pic="http://schemas.openxmlformats.org/drawingml/2006/picture">
+                  <pic:nvPicPr>
+                    <pic:cNvPr id="0" name="unit-icon.png"/>
+                    <pic:cNvPicPr/>
+                  </pic:nvPicPr>
+                  <pic:blipFill>
+                    <a:blip r:embed="rIdUnitIcon"/>
+                    <a:stretch>
+                      <a:fillRect/>
+                    </a:stretch>
+                  </pic:blipFill>
+                  <pic:spPr>
+                    <a:xfrm>
+                      <a:off x="0" y="0"/>
+                      <a:ext cx="347472" cy="347472"/>
+                    </a:xfrm>
+                    <a:prstGeom prst="rect">
+                      <a:avLst/>
+                    </a:prstGeom>
+                  </pic:spPr>
+                </pic:pic>
+              </a:graphicData>
+            </a:graphic>
+          </wp:inline>
+        </w:drawing>
+      </w:r>
+      <w:r>
+        <w:t xml:space="preserve"> </w:t>
+      </w:r>
       <w:r>
         <w:rPr>
           <w:rFonts w:ascii="Malgun Gothic" w:cs="Malgun Gothic" w:eastAsia="Malgun Gothic" w:hAnsi="Malgun Gothic"/>
